--- a/cv-jmpvr-en.docx
+++ b/cv-jmpvr-en.docx
@@ -743,7 +743,7 @@
         <w:t xml:space="preserve"> </w:t>
       </w:r>
       <w:r>
-        <w:t xml:space="preserve">Postgraduate Degree in Real Estate Law, Catolica University of Lisbon</w:t>
+        <w:t xml:space="preserve">Postgraduate Degree in Real Estate Law, Catolica University of Lisbon (Starting in September 2026)</w:t>
       </w:r>
     </w:p>
     <w:p>
@@ -787,7 +787,7 @@
         <w:t xml:space="preserve"> </w:t>
       </w:r>
       <w:r>
-        <w:t xml:space="preserve">Postgraduate Degree in Fintech</w:t>
+        <w:t xml:space="preserve">Postgraduate Degree in Fintech (Starting in january 2027)</w:t>
       </w:r>
     </w:p>
     <w:p>
